--- a/project_report.docx
+++ b/project_report.docx
@@ -760,7 +760,23 @@
                 <w:sz w:val="28"/>
                 <w:szCs w:val="28"/>
               </w:rPr>
-              <w:t>Shovon Chowdhury</w:t>
+              <w:t>Shov</w:t>
+            </w:r>
+            <w:r>
+              <w:rPr>
+                <w:rFonts w:ascii="Times New Roman" w:hAnsi="Times New Roman" w:cs="Times New Roman"/>
+                <w:sz w:val="28"/>
+                <w:szCs w:val="28"/>
+              </w:rPr>
+              <w:t>a</w:t>
+            </w:r>
+            <w:r>
+              <w:rPr>
+                <w:rFonts w:ascii="Times New Roman" w:hAnsi="Times New Roman" w:cs="Times New Roman"/>
+                <w:sz w:val="28"/>
+                <w:szCs w:val="28"/>
+              </w:rPr>
+              <w:t>n Chowdhury</w:t>
             </w:r>
             <w:r>
               <w:rPr>
@@ -774,7 +790,23 @@
                 <w:sz w:val="28"/>
                 <w:szCs w:val="28"/>
               </w:rPr>
-              <w:t>Mahbub Alam Masum</w:t>
+              <w:t>Mahbub</w:t>
+            </w:r>
+            <w:r>
+              <w:rPr>
+                <w:rFonts w:ascii="Times New Roman" w:hAnsi="Times New Roman" w:cs="Times New Roman"/>
+                <w:sz w:val="28"/>
+                <w:szCs w:val="28"/>
+              </w:rPr>
+              <w:t>ul</w:t>
+            </w:r>
+            <w:r>
+              <w:rPr>
+                <w:rFonts w:ascii="Times New Roman" w:hAnsi="Times New Roman" w:cs="Times New Roman"/>
+                <w:sz w:val="28"/>
+                <w:szCs w:val="28"/>
+              </w:rPr>
+              <w:t xml:space="preserve"> Alam Masum</w:t>
             </w:r>
           </w:p>
         </w:tc>
@@ -886,14 +918,6 @@
     <w:p>
       <w:pPr>
         <w:spacing w:line="278" w:lineRule="auto"/>
-        <w:rPr>
-          <w:rFonts w:ascii="Times New Roman" w:eastAsia="Times New Roman" w:hAnsi="Times New Roman" w:cs="Times New Roman"/>
-          <w:b/>
-          <w:bCs/>
-          <w:sz w:val="32"/>
-          <w:szCs w:val="32"/>
-          <w:u w:val="single"/>
-        </w:rPr>
       </w:pPr>
     </w:p>
     <w:tbl>
@@ -998,7 +1022,23 @@
                 <w:sz w:val="28"/>
                 <w:szCs w:val="28"/>
               </w:rPr>
-              <w:t>April 24, 2026</w:t>
+              <w:t>April 2</w:t>
+            </w:r>
+            <w:r>
+              <w:rPr>
+                <w:rFonts w:ascii="Times New Roman" w:eastAsia="Times New Roman" w:hAnsi="Times New Roman" w:cs="Times New Roman"/>
+                <w:sz w:val="28"/>
+                <w:szCs w:val="28"/>
+              </w:rPr>
+              <w:t>5</w:t>
+            </w:r>
+            <w:r>
+              <w:rPr>
+                <w:rFonts w:ascii="Times New Roman" w:eastAsia="Times New Roman" w:hAnsi="Times New Roman" w:cs="Times New Roman"/>
+                <w:sz w:val="28"/>
+                <w:szCs w:val="28"/>
+              </w:rPr>
+              <w:t>, 2026</w:t>
             </w:r>
           </w:p>
         </w:tc>
@@ -1048,7 +1088,6 @@
                 <w:szCs w:val="30"/>
               </w:rPr>
             </w:pPr>
-            <w:proofErr w:type="spellStart"/>
             <w:r>
               <w:rPr>
                 <w:rFonts w:ascii="Times New Roman" w:eastAsia="Times New Roman" w:hAnsi="Times New Roman" w:cs="Times New Roman"/>
@@ -1057,18 +1096,7 @@
                 <w:sz w:val="30"/>
                 <w:szCs w:val="30"/>
               </w:rPr>
-              <w:t>Wahia</w:t>
-            </w:r>
-            <w:proofErr w:type="spellEnd"/>
-            <w:r>
-              <w:rPr>
-                <w:rFonts w:ascii="Times New Roman" w:eastAsia="Times New Roman" w:hAnsi="Times New Roman" w:cs="Times New Roman"/>
-                <w:b/>
-                <w:bCs/>
-                <w:sz w:val="30"/>
-                <w:szCs w:val="30"/>
-              </w:rPr>
-              <w:t xml:space="preserve"> Tasnim</w:t>
+              <w:t>Wahia Tasnim</w:t>
             </w:r>
           </w:p>
         </w:tc>
@@ -1484,8 +1512,16 @@
           <w:ilvl w:val="0"/>
           <w:numId w:val="12"/>
         </w:numPr>
-      </w:pPr>
-      <w:r>
+        <w:rPr>
+          <w:sz w:val="26"/>
+          <w:szCs w:val="26"/>
+        </w:rPr>
+      </w:pPr>
+      <w:r>
+        <w:rPr>
+          <w:sz w:val="26"/>
+          <w:szCs w:val="26"/>
+        </w:rPr>
         <w:t>To provide a robust financial module for monitoring income, categorized expenses, and net savings in BDT.</w:t>
       </w:r>
     </w:p>
@@ -1496,8 +1532,16 @@
           <w:ilvl w:val="0"/>
           <w:numId w:val="12"/>
         </w:numPr>
-      </w:pPr>
-      <w:r>
+        <w:rPr>
+          <w:sz w:val="26"/>
+          <w:szCs w:val="26"/>
+        </w:rPr>
+      </w:pPr>
+      <w:r>
+        <w:rPr>
+          <w:sz w:val="26"/>
+          <w:szCs w:val="26"/>
+        </w:rPr>
         <w:t>To implement a progress-based goal-tracking system using visual progress bars.</w:t>
       </w:r>
     </w:p>
@@ -1508,8 +1552,16 @@
           <w:ilvl w:val="0"/>
           <w:numId w:val="12"/>
         </w:numPr>
-      </w:pPr>
-      <w:r>
+        <w:rPr>
+          <w:sz w:val="26"/>
+          <w:szCs w:val="26"/>
+        </w:rPr>
+      </w:pPr>
+      <w:r>
+        <w:rPr>
+          <w:sz w:val="26"/>
+          <w:szCs w:val="26"/>
+        </w:rPr>
         <w:t>To apply computational thinking principles such as decomposition (breaking down the app into menus) and abstraction (using data structures to represent real-world entities).</w:t>
       </w:r>
     </w:p>
@@ -1747,67 +1799,7 @@
           <w:szCs w:val="26"/>
           <w:lang w:val="en-US"/>
         </w:rPr>
-        <w:t xml:space="preserve"> Divided the application into functional modules: </w:t>
-      </w:r>
-      <w:proofErr w:type="spellStart"/>
-      <w:r>
-        <w:rPr>
-          <w:rFonts w:ascii="Times New Roman" w:eastAsia="Times New Roman" w:hAnsi="Times New Roman" w:cs="Times New Roman"/>
-          <w:sz w:val="26"/>
-          <w:szCs w:val="26"/>
-          <w:lang w:val="en-US"/>
-        </w:rPr>
-        <w:t>task_manager</w:t>
-      </w:r>
-      <w:proofErr w:type="spellEnd"/>
-      <w:r>
-        <w:rPr>
-          <w:rFonts w:ascii="Times New Roman" w:eastAsia="Times New Roman" w:hAnsi="Times New Roman" w:cs="Times New Roman"/>
-          <w:sz w:val="26"/>
-          <w:szCs w:val="26"/>
-          <w:lang w:val="en-US"/>
-        </w:rPr>
-        <w:t xml:space="preserve">, </w:t>
-      </w:r>
-      <w:proofErr w:type="spellStart"/>
-      <w:r>
-        <w:rPr>
-          <w:rFonts w:ascii="Times New Roman" w:eastAsia="Times New Roman" w:hAnsi="Times New Roman" w:cs="Times New Roman"/>
-          <w:sz w:val="26"/>
-          <w:szCs w:val="26"/>
-          <w:lang w:val="en-US"/>
-        </w:rPr>
-        <w:t>expense_tracker</w:t>
-      </w:r>
-      <w:proofErr w:type="spellEnd"/>
-      <w:r>
-        <w:rPr>
-          <w:rFonts w:ascii="Times New Roman" w:eastAsia="Times New Roman" w:hAnsi="Times New Roman" w:cs="Times New Roman"/>
-          <w:sz w:val="26"/>
-          <w:szCs w:val="26"/>
-          <w:lang w:val="en-US"/>
-        </w:rPr>
-        <w:t xml:space="preserve">, and </w:t>
-      </w:r>
-      <w:proofErr w:type="spellStart"/>
-      <w:r>
-        <w:rPr>
-          <w:rFonts w:ascii="Times New Roman" w:eastAsia="Times New Roman" w:hAnsi="Times New Roman" w:cs="Times New Roman"/>
-          <w:sz w:val="26"/>
-          <w:szCs w:val="26"/>
-          <w:lang w:val="en-US"/>
-        </w:rPr>
-        <w:t>goal_tracker</w:t>
-      </w:r>
-      <w:proofErr w:type="spellEnd"/>
-      <w:r>
-        <w:rPr>
-          <w:rFonts w:ascii="Times New Roman" w:eastAsia="Times New Roman" w:hAnsi="Times New Roman" w:cs="Times New Roman"/>
-          <w:sz w:val="26"/>
-          <w:szCs w:val="26"/>
-          <w:lang w:val="en-US"/>
-        </w:rPr>
-        <w:t xml:space="preserve"> to ensure code reusability and clarity.</w:t>
+        <w:t xml:space="preserve"> Divided the application into functional modules: task_manager, expense_tracker, and goal_tracker to ensure code reusability and clarity.</w:t>
       </w:r>
     </w:p>
     <w:p>
@@ -1870,6 +1862,7 @@
           <w:szCs w:val="26"/>
           <w:lang w:val="en-US"/>
         </w:rPr>
+        <w:lastRenderedPageBreak/>
         <w:t>UI/UX Formatting:</w:t>
       </w:r>
       <w:r>
@@ -1879,9 +1872,8 @@
           <w:szCs w:val="26"/>
           <w:lang w:val="en-US"/>
         </w:rPr>
-        <w:t xml:space="preserve"> Used helper functions like </w:t>
-      </w:r>
-      <w:proofErr w:type="gramStart"/>
+        <w:t xml:space="preserve"> Used helper functions like divider() and header() to create a clean, readable console interface</w:t>
+      </w:r>
       <w:r>
         <w:rPr>
           <w:rFonts w:ascii="Times New Roman" w:eastAsia="Times New Roman" w:hAnsi="Times New Roman" w:cs="Times New Roman"/>
@@ -1889,57 +1881,8 @@
           <w:szCs w:val="26"/>
           <w:lang w:val="en-US"/>
         </w:rPr>
-        <w:t>divider(</w:t>
-      </w:r>
-      <w:proofErr w:type="gramEnd"/>
-      <w:r>
-        <w:rPr>
-          <w:rFonts w:ascii="Times New Roman" w:eastAsia="Times New Roman" w:hAnsi="Times New Roman" w:cs="Times New Roman"/>
-          <w:sz w:val="26"/>
-          <w:szCs w:val="26"/>
-          <w:lang w:val="en-US"/>
-        </w:rPr>
-        <w:t xml:space="preserve">) and </w:t>
-      </w:r>
-      <w:proofErr w:type="gramStart"/>
-      <w:r>
-        <w:rPr>
-          <w:rFonts w:ascii="Times New Roman" w:eastAsia="Times New Roman" w:hAnsi="Times New Roman" w:cs="Times New Roman"/>
-          <w:sz w:val="26"/>
-          <w:szCs w:val="26"/>
-          <w:lang w:val="en-US"/>
-        </w:rPr>
-        <w:t>header(</w:t>
-      </w:r>
-      <w:proofErr w:type="gramEnd"/>
-      <w:r>
-        <w:rPr>
-          <w:rFonts w:ascii="Times New Roman" w:eastAsia="Times New Roman" w:hAnsi="Times New Roman" w:cs="Times New Roman"/>
-          <w:sz w:val="26"/>
-          <w:szCs w:val="26"/>
-          <w:lang w:val="en-US"/>
-        </w:rPr>
-        <w:t>) to create a clean, readable console interface.</w:t>
-      </w:r>
-    </w:p>
-    <w:p>
-      <w:pPr>
-        <w:spacing w:before="240" w:after="240" w:line="278" w:lineRule="auto"/>
-        <w:rPr>
-          <w:rFonts w:ascii="Times New Roman" w:eastAsia="Times New Roman" w:hAnsi="Times New Roman" w:cs="Times New Roman"/>
-          <w:sz w:val="32"/>
-          <w:szCs w:val="32"/>
-        </w:rPr>
-      </w:pPr>
-    </w:p>
-    <w:p>
-      <w:pPr>
-        <w:spacing w:line="278" w:lineRule="auto"/>
-        <w:ind w:left="720"/>
-        <w:rPr>
-          <w:rFonts w:ascii="Times New Roman" w:hAnsi="Times New Roman" w:cs="Times New Roman"/>
-        </w:rPr>
-      </w:pPr>
+        <w:t>.</w:t>
+      </w:r>
     </w:p>
     <w:p>
       <w:pPr>
@@ -2077,15 +2020,7 @@
         <w:t xml:space="preserve"> Module:</w:t>
       </w:r>
       <w:r>
-        <w:t xml:space="preserve"> Uses </w:t>
-      </w:r>
-      <w:proofErr w:type="spellStart"/>
-      <w:r>
-        <w:t>boolean</w:t>
-      </w:r>
-      <w:proofErr w:type="spellEnd"/>
-      <w:r>
-        <w:t xml:space="preserve"> logic (</w:t>
+        <w:t xml:space="preserve"> Uses boolean logic (</w:t>
       </w:r>
       <w:r>
         <w:rPr>
@@ -2213,6 +2148,14 @@
           <w:szCs w:val="30"/>
         </w:rPr>
       </w:pPr>
+      <w:r>
+        <w:rPr>
+          <w:rFonts w:ascii="Times New Roman" w:hAnsi="Times New Roman" w:cs="Times New Roman"/>
+        </w:rPr>
+        <w:pict w14:anchorId="08CE8495">
+          <v:rect id="_x0000_i1029" style="width:0;height:1.5pt" o:hralign="center" o:hrstd="t" o:hr="t" fillcolor="#a0a0a0" stroked="f"/>
+        </w:pict>
+      </w:r>
     </w:p>
     <w:p>
       <w:pPr>
@@ -2229,97 +2172,6 @@
       <w:pPr>
         <w:spacing w:after="160" w:line="278" w:lineRule="auto"/>
         <w:ind w:left="720"/>
-        <w:rPr>
-          <w:rFonts w:ascii="Times New Roman" w:eastAsia="Times New Roman" w:hAnsi="Times New Roman" w:cs="Times New Roman"/>
-          <w:sz w:val="24"/>
-          <w:szCs w:val="24"/>
-        </w:rPr>
-      </w:pPr>
-    </w:p>
-    <w:p>
-      <w:pPr>
-        <w:spacing w:after="160" w:line="278" w:lineRule="auto"/>
-        <w:ind w:left="720"/>
-        <w:rPr>
-          <w:rFonts w:ascii="Times New Roman" w:eastAsia="Times New Roman" w:hAnsi="Times New Roman" w:cs="Times New Roman"/>
-          <w:sz w:val="24"/>
-          <w:szCs w:val="24"/>
-        </w:rPr>
-      </w:pPr>
-    </w:p>
-    <w:p>
-      <w:pPr>
-        <w:spacing w:after="160" w:line="278" w:lineRule="auto"/>
-        <w:ind w:left="720"/>
-        <w:rPr>
-          <w:rFonts w:ascii="Times New Roman" w:eastAsia="Times New Roman" w:hAnsi="Times New Roman" w:cs="Times New Roman"/>
-          <w:sz w:val="24"/>
-          <w:szCs w:val="24"/>
-        </w:rPr>
-      </w:pPr>
-    </w:p>
-    <w:p>
-      <w:pPr>
-        <w:spacing w:after="160" w:line="278" w:lineRule="auto"/>
-        <w:ind w:left="720"/>
-        <w:rPr>
-          <w:rFonts w:ascii="Times New Roman" w:eastAsia="Times New Roman" w:hAnsi="Times New Roman" w:cs="Times New Roman"/>
-          <w:sz w:val="24"/>
-          <w:szCs w:val="24"/>
-        </w:rPr>
-      </w:pPr>
-    </w:p>
-    <w:p>
-      <w:pPr>
-        <w:spacing w:after="160" w:line="278" w:lineRule="auto"/>
-        <w:ind w:left="720"/>
-        <w:rPr>
-          <w:rFonts w:ascii="Times New Roman" w:eastAsia="Times New Roman" w:hAnsi="Times New Roman" w:cs="Times New Roman"/>
-          <w:color w:val="4A86E8"/>
-          <w:sz w:val="24"/>
-          <w:szCs w:val="24"/>
-        </w:rPr>
-      </w:pPr>
-    </w:p>
-    <w:p>
-      <w:pPr>
-        <w:spacing w:after="160" w:line="278" w:lineRule="auto"/>
-        <w:ind w:left="720"/>
-        <w:rPr>
-          <w:rFonts w:ascii="Times New Roman" w:eastAsia="Times New Roman" w:hAnsi="Times New Roman" w:cs="Times New Roman"/>
-          <w:color w:val="4A86E8"/>
-          <w:sz w:val="24"/>
-          <w:szCs w:val="24"/>
-        </w:rPr>
-      </w:pPr>
-    </w:p>
-    <w:p>
-      <w:pPr>
-        <w:spacing w:after="160" w:line="278" w:lineRule="auto"/>
-        <w:ind w:left="720"/>
-        <w:rPr>
-          <w:rFonts w:ascii="Times New Roman" w:eastAsia="Times New Roman" w:hAnsi="Times New Roman" w:cs="Times New Roman"/>
-          <w:color w:val="4A86E8"/>
-          <w:sz w:val="24"/>
-          <w:szCs w:val="24"/>
-        </w:rPr>
-      </w:pPr>
-    </w:p>
-    <w:p>
-      <w:pPr>
-        <w:spacing w:after="160" w:line="278" w:lineRule="auto"/>
-        <w:jc w:val="both"/>
-        <w:rPr>
-          <w:rFonts w:ascii="Times New Roman" w:eastAsia="Times New Roman" w:hAnsi="Times New Roman" w:cs="Times New Roman"/>
-          <w:sz w:val="24"/>
-          <w:szCs w:val="24"/>
-        </w:rPr>
-      </w:pPr>
-    </w:p>
-    <w:p>
-      <w:pPr>
-        <w:spacing w:after="160" w:line="278" w:lineRule="auto"/>
-        <w:jc w:val="both"/>
         <w:rPr>
           <w:rFonts w:ascii="Times New Roman" w:eastAsia="Times New Roman" w:hAnsi="Times New Roman" w:cs="Times New Roman"/>
           <w:sz w:val="24"/>
@@ -2367,7 +2219,6 @@
           <w:szCs w:val="32"/>
           <w:highlight w:val="white"/>
         </w:rPr>
-        <w:lastRenderedPageBreak/>
         <w:t>5.</w:t>
       </w:r>
       <w:r>
@@ -2578,7 +2429,10 @@
         </w:rPr>
         <w:br/>
       </w:r>
-      <w:r>
+    </w:p>
+    <w:p>
+      <w:pPr>
+        <w:spacing w:after="160" w:line="278" w:lineRule="auto"/>
         <w:rPr>
           <w:rFonts w:ascii="Times New Roman" w:eastAsia="Courier New" w:hAnsi="Times New Roman" w:cs="Times New Roman"/>
           <w:b/>
@@ -2586,14 +2440,15 @@
           <w:sz w:val="32"/>
           <w:szCs w:val="32"/>
         </w:rPr>
-        <w:t>OUTPUT:</w:t>
-      </w:r>
+      </w:pPr>
     </w:p>
     <w:p>
       <w:pPr>
         <w:spacing w:after="160" w:line="278" w:lineRule="auto"/>
         <w:rPr>
           <w:rFonts w:ascii="Times New Roman" w:eastAsia="Courier New" w:hAnsi="Times New Roman" w:cs="Times New Roman"/>
+          <w:b/>
+          <w:bCs/>
           <w:sz w:val="32"/>
           <w:szCs w:val="32"/>
         </w:rPr>
@@ -2601,47 +2456,67 @@
       <w:r>
         <w:rPr>
           <w:rFonts w:ascii="Times New Roman" w:eastAsia="Courier New" w:hAnsi="Times New Roman" w:cs="Times New Roman"/>
+          <w:b/>
+          <w:bCs/>
           <w:sz w:val="32"/>
           <w:szCs w:val="32"/>
         </w:rPr>
-        <w:t>*</w:t>
-      </w:r>
-      <w:r>
-        <w:rPr>
-          <w:rFonts w:ascii="Times New Roman" w:eastAsia="Courier New" w:hAnsi="Times New Roman" w:cs="Times New Roman"/>
-          <w:sz w:val="32"/>
-          <w:szCs w:val="32"/>
-        </w:rPr>
-        <w:t>Screenshot of output</w:t>
-      </w:r>
-    </w:p>
-    <w:p>
-      <w:pPr>
-        <w:spacing w:after="160" w:line="278" w:lineRule="auto"/>
-        <w:jc w:val="both"/>
-        <w:rPr>
-          <w:rFonts w:ascii="Times New Roman" w:eastAsia="Courier New" w:hAnsi="Times New Roman" w:cs="Times New Roman"/>
-          <w:b/>
-          <w:bCs/>
-          <w:sz w:val="30"/>
-          <w:szCs w:val="30"/>
-        </w:rPr>
-      </w:pPr>
-      <w:r>
-        <w:rPr>
-          <w:rFonts w:ascii="Times New Roman" w:hAnsi="Times New Roman" w:cs="Times New Roman"/>
-        </w:rPr>
+        <w:t>OUTPUT:</w:t>
+      </w:r>
+    </w:p>
+    <w:p>
+      <w:pPr>
+        <w:jc w:val="center"/>
+      </w:pPr>
+      <w:r>
         <w:br/>
-      </w:r>
-      <w:r>
-        <w:rPr>
-          <w:rFonts w:ascii="Times New Roman" w:eastAsia="Courier New" w:hAnsi="Times New Roman" w:cs="Times New Roman"/>
-          <w:b/>
-          <w:bCs/>
-          <w:sz w:val="30"/>
-          <w:szCs w:val="30"/>
-        </w:rPr>
-        <w:t xml:space="preserve"> ___________________________________________</w:t>
+        <w:t xml:space="preserve"> _</w:t>
+      </w:r>
+      <w:r>
+        <w:rPr>
+          <w:noProof/>
+        </w:rPr>
+        <w:drawing>
+          <wp:inline distT="0" distB="0" distL="0" distR="0" wp14:anchorId="6C176FE4" wp14:editId="66CAD4A6">
+            <wp:extent cx="5201376" cy="6392167"/>
+            <wp:effectExtent l="0" t="0" r="0" b="8890"/>
+            <wp:docPr id="143126276" name="Picture 2"/>
+            <wp:cNvGraphicFramePr>
+              <a:graphicFrameLocks xmlns:a="http://schemas.openxmlformats.org/drawingml/2006/main" noChangeAspect="1"/>
+            </wp:cNvGraphicFramePr>
+            <a:graphic xmlns:a="http://schemas.openxmlformats.org/drawingml/2006/main">
+              <a:graphicData uri="http://schemas.openxmlformats.org/drawingml/2006/picture">
+                <pic:pic xmlns:pic="http://schemas.openxmlformats.org/drawingml/2006/picture">
+                  <pic:nvPicPr>
+                    <pic:cNvPr id="143126276" name="Picture 143126276"/>
+                    <pic:cNvPicPr/>
+                  </pic:nvPicPr>
+                  <pic:blipFill>
+                    <a:blip r:embed="rId10">
+                      <a:extLst>
+                        <a:ext uri="{28A0092B-C50C-407E-A947-70E740481C1C}">
+                          <a14:useLocalDpi xmlns:a14="http://schemas.microsoft.com/office/drawing/2010/main" val="0"/>
+                        </a:ext>
+                      </a:extLst>
+                    </a:blip>
+                    <a:stretch>
+                      <a:fillRect/>
+                    </a:stretch>
+                  </pic:blipFill>
+                  <pic:spPr>
+                    <a:xfrm>
+                      <a:off x="0" y="0"/>
+                      <a:ext cx="5201376" cy="6392167"/>
+                    </a:xfrm>
+                    <a:prstGeom prst="rect">
+                      <a:avLst/>
+                    </a:prstGeom>
+                  </pic:spPr>
+                </pic:pic>
+              </a:graphicData>
+            </a:graphic>
+          </wp:inline>
+        </w:drawing>
       </w:r>
     </w:p>
     <w:p>
@@ -2660,16 +2535,6 @@
       </w:pPr>
       <w:r>
         <w:rPr>
-          <w:rFonts w:ascii="Times New Roman" w:eastAsia="Courier New" w:hAnsi="Times New Roman" w:cs="Times New Roman"/>
-          <w:b/>
-          <w:bCs/>
-          <w:sz w:val="30"/>
-          <w:szCs w:val="30"/>
-        </w:rPr>
-        <w:t>--------------------------------------------------</w:t>
-      </w:r>
-      <w:r>
-        <w:rPr>
           <w:rFonts w:ascii="Times New Roman" w:hAnsi="Times New Roman" w:cs="Times New Roman"/>
         </w:rPr>
         <w:br/>
@@ -2701,6 +2566,14 @@
           <w:highlight w:val="white"/>
         </w:rPr>
       </w:pPr>
+      <w:r>
+        <w:rPr>
+          <w:rFonts w:ascii="Times New Roman" w:hAnsi="Times New Roman" w:cs="Times New Roman"/>
+        </w:rPr>
+        <w:pict w14:anchorId="122AFAFE">
+          <v:rect id="_x0000_i1028" style="width:0;height:1.5pt" o:hralign="center" o:hrstd="t" o:hr="t" fillcolor="#a0a0a0" stroked="f"/>
+        </w:pict>
+      </w:r>
     </w:p>
     <w:p>
       <w:pPr>
@@ -2737,6 +2610,15 @@
         <w:spacing w:after="160" w:line="278" w:lineRule="auto"/>
         <w:jc w:val="both"/>
         <w:rPr>
+          <w:rFonts w:ascii="Times New Roman" w:eastAsia="Courier New" w:hAnsi="Times New Roman" w:cs="Times New Roman"/>
+          <w:b/>
+          <w:bCs/>
+          <w:sz w:val="30"/>
+          <w:szCs w:val="30"/>
+        </w:rPr>
+      </w:pPr>
+      <w:r>
+        <w:rPr>
           <w:rFonts w:ascii="Times New Roman" w:hAnsi="Times New Roman" w:cs="Times New Roman"/>
           <w:b/>
           <w:bCs/>
@@ -2745,136 +2627,6 @@
           <w:szCs w:val="32"/>
           <w:highlight w:val="white"/>
         </w:rPr>
-      </w:pPr>
-    </w:p>
-    <w:p>
-      <w:pPr>
-        <w:spacing w:after="160" w:line="278" w:lineRule="auto"/>
-        <w:jc w:val="both"/>
-        <w:rPr>
-          <w:rFonts w:ascii="Times New Roman" w:hAnsi="Times New Roman" w:cs="Times New Roman"/>
-          <w:b/>
-          <w:bCs/>
-          <w:color w:val="0070C0"/>
-          <w:sz w:val="32"/>
-          <w:szCs w:val="32"/>
-          <w:highlight w:val="white"/>
-        </w:rPr>
-      </w:pPr>
-    </w:p>
-    <w:p>
-      <w:pPr>
-        <w:spacing w:after="160" w:line="278" w:lineRule="auto"/>
-        <w:jc w:val="both"/>
-        <w:rPr>
-          <w:rFonts w:ascii="Times New Roman" w:hAnsi="Times New Roman" w:cs="Times New Roman"/>
-          <w:b/>
-          <w:bCs/>
-          <w:color w:val="0070C0"/>
-          <w:sz w:val="32"/>
-          <w:szCs w:val="32"/>
-          <w:highlight w:val="white"/>
-        </w:rPr>
-      </w:pPr>
-    </w:p>
-    <w:p>
-      <w:pPr>
-        <w:spacing w:after="160" w:line="278" w:lineRule="auto"/>
-        <w:jc w:val="both"/>
-        <w:rPr>
-          <w:rFonts w:ascii="Times New Roman" w:hAnsi="Times New Roman" w:cs="Times New Roman"/>
-          <w:b/>
-          <w:bCs/>
-          <w:color w:val="0070C0"/>
-          <w:sz w:val="32"/>
-          <w:szCs w:val="32"/>
-          <w:highlight w:val="white"/>
-        </w:rPr>
-      </w:pPr>
-    </w:p>
-    <w:p>
-      <w:pPr>
-        <w:spacing w:after="160" w:line="278" w:lineRule="auto"/>
-        <w:jc w:val="both"/>
-        <w:rPr>
-          <w:rFonts w:ascii="Times New Roman" w:hAnsi="Times New Roman" w:cs="Times New Roman"/>
-          <w:b/>
-          <w:bCs/>
-          <w:color w:val="0070C0"/>
-          <w:sz w:val="32"/>
-          <w:szCs w:val="32"/>
-          <w:highlight w:val="white"/>
-        </w:rPr>
-      </w:pPr>
-    </w:p>
-    <w:p>
-      <w:pPr>
-        <w:spacing w:after="160" w:line="278" w:lineRule="auto"/>
-        <w:jc w:val="both"/>
-        <w:rPr>
-          <w:rFonts w:ascii="Times New Roman" w:hAnsi="Times New Roman" w:cs="Times New Roman"/>
-          <w:b/>
-          <w:bCs/>
-          <w:color w:val="0070C0"/>
-          <w:sz w:val="32"/>
-          <w:szCs w:val="32"/>
-          <w:highlight w:val="white"/>
-        </w:rPr>
-      </w:pPr>
-    </w:p>
-    <w:p>
-      <w:pPr>
-        <w:spacing w:after="160" w:line="278" w:lineRule="auto"/>
-        <w:jc w:val="both"/>
-        <w:rPr>
-          <w:rFonts w:ascii="Times New Roman" w:hAnsi="Times New Roman" w:cs="Times New Roman"/>
-          <w:b/>
-          <w:bCs/>
-          <w:color w:val="0070C0"/>
-          <w:sz w:val="32"/>
-          <w:szCs w:val="32"/>
-          <w:highlight w:val="white"/>
-        </w:rPr>
-      </w:pPr>
-    </w:p>
-    <w:p>
-      <w:pPr>
-        <w:spacing w:after="160" w:line="278" w:lineRule="auto"/>
-        <w:jc w:val="both"/>
-        <w:rPr>
-          <w:rFonts w:ascii="Times New Roman" w:hAnsi="Times New Roman" w:cs="Times New Roman"/>
-          <w:b/>
-          <w:bCs/>
-          <w:color w:val="0070C0"/>
-          <w:sz w:val="32"/>
-          <w:szCs w:val="32"/>
-          <w:highlight w:val="white"/>
-        </w:rPr>
-      </w:pPr>
-    </w:p>
-    <w:p>
-      <w:pPr>
-        <w:spacing w:after="160" w:line="278" w:lineRule="auto"/>
-        <w:jc w:val="both"/>
-        <w:rPr>
-          <w:rFonts w:ascii="Times New Roman" w:eastAsia="Courier New" w:hAnsi="Times New Roman" w:cs="Times New Roman"/>
-          <w:b/>
-          <w:bCs/>
-          <w:sz w:val="30"/>
-          <w:szCs w:val="30"/>
-        </w:rPr>
-      </w:pPr>
-      <w:r>
-        <w:rPr>
-          <w:rFonts w:ascii="Times New Roman" w:hAnsi="Times New Roman" w:cs="Times New Roman"/>
-          <w:b/>
-          <w:bCs/>
-          <w:color w:val="0070C0"/>
-          <w:sz w:val="32"/>
-          <w:szCs w:val="32"/>
-          <w:highlight w:val="white"/>
-        </w:rPr>
-        <w:lastRenderedPageBreak/>
         <w:t xml:space="preserve">6. ANALYSIS AND </w:t>
       </w:r>
       <w:r>
@@ -3008,6 +2760,14 @@
           <w:szCs w:val="34"/>
         </w:rPr>
       </w:pPr>
+      <w:r>
+        <w:rPr>
+          <w:rFonts w:ascii="Times New Roman" w:hAnsi="Times New Roman" w:cs="Times New Roman"/>
+        </w:rPr>
+        <w:pict w14:anchorId="64652417">
+          <v:rect id="_x0000_i1027" style="width:0;height:1.5pt" o:hralign="center" o:hrstd="t" o:hr="t" fillcolor="#a0a0a0" stroked="f"/>
+        </w:pict>
+      </w:r>
     </w:p>
     <w:p>
       <w:pPr>
@@ -3067,25 +2827,7 @@
           <w:sz w:val="26"/>
           <w:szCs w:val="26"/>
         </w:rPr>
-        <w:t xml:space="preserve">The "Daily Life and Productivity Tracker" provides a streamlined solution for personal management. By integrating financial awareness with task accountability, it </w:t>
-      </w:r>
-      <w:proofErr w:type="spellStart"/>
-      <w:r>
-        <w:rPr>
-          <w:rFonts w:ascii="Times New Roman" w:eastAsia="Times New Roman" w:hAnsi="Times New Roman" w:cs="Times New Roman"/>
-          <w:sz w:val="26"/>
-          <w:szCs w:val="26"/>
-        </w:rPr>
-        <w:t>fulfills</w:t>
-      </w:r>
-      <w:proofErr w:type="spellEnd"/>
-      <w:r>
-        <w:rPr>
-          <w:rFonts w:ascii="Times New Roman" w:eastAsia="Times New Roman" w:hAnsi="Times New Roman" w:cs="Times New Roman"/>
-          <w:sz w:val="26"/>
-          <w:szCs w:val="26"/>
-        </w:rPr>
-        <w:t xml:space="preserve"> the requirements of the ADS 100 course by showcasing a functional application of Python programming and computational logic. It is a practical tool that can be immediately used for basic daily organization.</w:t>
+        <w:t>The "Daily Life and Productivity Tracker" provides a streamlined solution for personal management. By integrating financial awareness with task accountability, it fulfills the requirements of the ADS 100 course by showcasing a functional application of Python programming and computational logic. It is a practical tool that can be immediately used for basic daily organization.</w:t>
       </w:r>
     </w:p>
     <w:p>
@@ -3129,6 +2871,14 @@
           <w:highlight w:val="white"/>
         </w:rPr>
       </w:pPr>
+      <w:r>
+        <w:rPr>
+          <w:rFonts w:ascii="Times New Roman" w:hAnsi="Times New Roman" w:cs="Times New Roman"/>
+        </w:rPr>
+        <w:pict w14:anchorId="42363464">
+          <v:rect id="_x0000_i1026" style="width:0;height:1.5pt" o:hralign="center" o:hrstd="t" o:hr="t" fillcolor="#a0a0a0" stroked="f"/>
+        </w:pict>
+      </w:r>
     </w:p>
     <w:p>
       <w:pPr>
@@ -3236,27 +2986,7 @@
           <w:szCs w:val="26"/>
           <w:lang w:val="en-US"/>
         </w:rPr>
-        <w:t xml:space="preserve">GUI Transition: Developing a Graphical User Interface (GUI) using </w:t>
-      </w:r>
-      <w:proofErr w:type="spellStart"/>
-      <w:r>
-        <w:rPr>
-          <w:rFonts w:ascii="Times New Roman" w:eastAsia="Times New Roman" w:hAnsi="Times New Roman" w:cs="Times New Roman"/>
-          <w:sz w:val="26"/>
-          <w:szCs w:val="26"/>
-          <w:lang w:val="en-US"/>
-        </w:rPr>
-        <w:t>Tkinter</w:t>
-      </w:r>
-      <w:proofErr w:type="spellEnd"/>
-      <w:r>
-        <w:rPr>
-          <w:rFonts w:ascii="Times New Roman" w:eastAsia="Times New Roman" w:hAnsi="Times New Roman" w:cs="Times New Roman"/>
-          <w:sz w:val="26"/>
-          <w:szCs w:val="26"/>
-          <w:lang w:val="en-US"/>
-        </w:rPr>
-        <w:t xml:space="preserve"> for a more modern experience.</w:t>
+        <w:t>GUI Transition: Developing a Graphical User Interface (GUI) using Tkinter for a more modern experience.</w:t>
       </w:r>
     </w:p>
     <w:p>
@@ -3338,7 +3068,6 @@
         <w:rPr>
           <w:rFonts w:ascii="Times New Roman" w:hAnsi="Times New Roman" w:cs="Times New Roman"/>
         </w:rPr>
-        <w:lastRenderedPageBreak/>
         <w:pict w14:anchorId="71238069">
           <v:rect id="_x0000_i1025" style="width:0;height:1.5pt" o:hralign="center" o:hrstd="t" o:hr="t" fillcolor="#a0a0a0" stroked="f"/>
         </w:pict>
@@ -3401,7 +3130,7 @@
         </w:rPr>
         <w:t xml:space="preserve">Python Official Documentation: </w:t>
       </w:r>
-      <w:hyperlink r:id="rId10" w:tgtFrame="_blank" w:history="1">
+      <w:hyperlink r:id="rId11" w:tgtFrame="_blank" w:history="1">
         <w:r>
           <w:rPr>
             <w:rStyle w:val="Hyperlink"/>
@@ -3438,6 +3167,18 @@
         </w:rPr>
         <w:t>Course Lectures: Intro to Computational Thinking (ADS 100).</w:t>
       </w:r>
+    </w:p>
+    <w:p>
+      <w:pPr>
+        <w:pStyle w:val="ListParagraph"/>
+        <w:spacing w:before="240" w:after="240" w:line="278" w:lineRule="auto"/>
+        <w:rPr>
+          <w:rFonts w:ascii="Times New Roman" w:hAnsi="Times New Roman" w:cs="Times New Roman"/>
+          <w:sz w:val="26"/>
+          <w:szCs w:val="26"/>
+          <w:lang w:val="en-US"/>
+        </w:rPr>
+      </w:pPr>
     </w:p>
     <w:p>
       <w:pPr>
@@ -6330,6 +6071,15 @@
       <w:shd w:val="clear" w:color="auto" w:fill="E1DFDD"/>
     </w:rPr>
   </w:style>
+  <w:style w:type="paragraph" w:styleId="NoSpacing">
+    <w:name w:val="No Spacing"/>
+    <w:uiPriority w:val="1"/>
+    <w:qFormat/>
+    <w:rsid w:val="00B97070"/>
+    <w:pPr>
+      <w:spacing w:line="240" w:lineRule="auto"/>
+    </w:pPr>
+  </w:style>
 </w:styles>
 </file>
 
@@ -6654,27 +6404,6 @@
 </file>
 
 <file path=customXml/item1.xml><?xml version="1.0" encoding="utf-8"?>
-<p:properties xmlns:p="http://schemas.microsoft.com/office/2006/metadata/properties" xmlns:xsi="http://www.w3.org/2001/XMLSchema-instance" xmlns:pc="http://schemas.microsoft.com/office/infopath/2007/PartnerControls">
-  <documentManagement/>
-</p:properties>
-</file>
-
-<file path=customXml/item2.xml><?xml version="1.0" encoding="utf-8"?>
-<go:gDocsCustomXmlDataStorage xmlns:go="http://customooxmlschemas.google.com/" xmlns:r="http://schemas.openxmlformats.org/officeDocument/2006/relationships" uri="GoogleDocsCustomDataVersion2">
-  <go:docsCustomData xmlns:go="http://customooxmlschemas.google.com/" roundtripDataSignature="AMtx7miVgYtyKsAjcKZ5yHyU8gsPxQ29MA==">CgMxLjAyDmguaWsybjRxZ2lyajFzMg5oLmVzZG1iMXJ1NDMwODIOaC56NjRqMzdwZDVlOWMyDmguZTQ5eGR3aGtkOXY0Mg5oLmJ5bWN1Z3BpMGw3aDIOaC4zazZubTNzd3QwcGkyDmgudXh6empqejY5cHV4Mg5oLjY4Yzl3MDI4ZXlzaTIOaC5nbmdncjM3dzdzcXY4AHIhMU1oaHM3QnBGX2JyX25Hd3VVdkRIRTJWcm1NcnJYdVZU</go:docsCustomData>
-</go:gDocsCustomXmlDataStorage>
-</file>
-
-<file path=customXml/item3.xml><?xml version="1.0" encoding="utf-8"?>
-<?mso-contentType ?>
-<FormTemplates xmlns="http://schemas.microsoft.com/sharepoint/v3/contenttype/forms">
-  <Display>DocumentLibraryForm</Display>
-  <Edit>DocumentLibraryForm</Edit>
-  <New>DocumentLibraryForm</New>
-</FormTemplates>
-</file>
-
-<file path=customXml/item4.xml><?xml version="1.0" encoding="utf-8"?>
 <ct:contentTypeSchema xmlns:ct="http://schemas.microsoft.com/office/2006/metadata/contentType" xmlns:ma="http://schemas.microsoft.com/office/2006/metadata/properties/metaAttributes" ct:_="" ma:_="" ma:contentTypeName="Document" ma:contentTypeID="0x0101005FB084835C5544418B7856E049F02B12" ma:contentTypeVersion="7" ma:contentTypeDescription="Create a new document." ma:contentTypeScope="" ma:versionID="2652267671c79af822c868d9b625c5e7">
   <xsd:schema xmlns:xsd="http://www.w3.org/2001/XMLSchema" xmlns:xs="http://www.w3.org/2001/XMLSchema" xmlns:p="http://schemas.microsoft.com/office/2006/metadata/properties" xmlns:ns2="bd491e0a-6a94-49f6-a3b9-43511d070178" targetNamespace="http://schemas.microsoft.com/office/2006/metadata/properties" ma:root="true" ma:fieldsID="5a1baaee48fc2aefffa0a2bcad07fca7" ns2:_="">
     <xsd:import namespace="bd491e0a-6a94-49f6-a3b9-43511d070178"/>
@@ -6836,33 +6565,28 @@
 </ct:contentTypeSchema>
 </file>
 
-<file path=customXml/itemProps1.xml><?xml version="1.0" encoding="utf-8"?>
-<ds:datastoreItem xmlns:ds="http://schemas.openxmlformats.org/officeDocument/2006/customXml" ds:itemID="{C66BB159-59E7-4D5A-9C3C-2A671E2F3C3C}">
-  <ds:schemaRefs>
-    <ds:schemaRef ds:uri="http://schemas.microsoft.com/office/2006/metadata/properties"/>
-    <ds:schemaRef ds:uri="http://schemas.microsoft.com/office/infopath/2007/PartnerControls"/>
-  </ds:schemaRefs>
-</ds:datastoreItem>
+<file path=customXml/item2.xml><?xml version="1.0" encoding="utf-8"?>
+<p:properties xmlns:p="http://schemas.microsoft.com/office/2006/metadata/properties" xmlns:xsi="http://www.w3.org/2001/XMLSchema-instance" xmlns:pc="http://schemas.microsoft.com/office/infopath/2007/PartnerControls">
+  <documentManagement/>
+</p:properties>
 </file>
 
-<file path=customXml/itemProps2.xml><?xml version="1.0" encoding="utf-8"?>
-<ds:datastoreItem xmlns:ds="http://schemas.openxmlformats.org/officeDocument/2006/customXml" ds:itemID="{11111111-1234-1234-1234-123412341234}">
-  <ds:schemaRefs>
-    <ds:schemaRef ds:uri="http://customooxmlschemas.google.com/"/>
-    <ds:schemaRef ds:uri="http://schemas.openxmlformats.org/officeDocument/2006/relationships"/>
-  </ds:schemaRefs>
-</ds:datastoreItem>
+<file path=customXml/item3.xml><?xml version="1.0" encoding="utf-8"?>
+<go:gDocsCustomXmlDataStorage xmlns:go="http://customooxmlschemas.google.com/" xmlns:r="http://schemas.openxmlformats.org/officeDocument/2006/relationships" uri="GoogleDocsCustomDataVersion2">
+  <go:docsCustomData xmlns:go="http://customooxmlschemas.google.com/" roundtripDataSignature="AMtx7miVgYtyKsAjcKZ5yHyU8gsPxQ29MA==">CgMxLjAyDmguaWsybjRxZ2lyajFzMg5oLmVzZG1iMXJ1NDMwODIOaC56NjRqMzdwZDVlOWMyDmguZTQ5eGR3aGtkOXY0Mg5oLmJ5bWN1Z3BpMGw3aDIOaC4zazZubTNzd3QwcGkyDmgudXh6empqejY5cHV4Mg5oLjY4Yzl3MDI4ZXlzaTIOaC5nbmdncjM3dzdzcXY4AHIhMU1oaHM3QnBGX2JyX25Hd3VVdkRIRTJWcm1NcnJYdVZU</go:docsCustomData>
+</go:gDocsCustomXmlDataStorage>
 </file>
 
-<file path=customXml/itemProps3.xml><?xml version="1.0" encoding="utf-8"?>
-<ds:datastoreItem xmlns:ds="http://schemas.openxmlformats.org/officeDocument/2006/customXml" ds:itemID="{FF7CF729-3C09-4180-8579-AEEAF8465613}">
-  <ds:schemaRefs>
-    <ds:schemaRef ds:uri="http://schemas.microsoft.com/sharepoint/v3/contenttype/forms"/>
-  </ds:schemaRefs>
-</ds:datastoreItem>
+<file path=customXml/item4.xml><?xml version="1.0" encoding="utf-8"?>
+<?mso-contentType ?>
+<FormTemplates xmlns="http://schemas.microsoft.com/sharepoint/v3/contenttype/forms">
+  <Display>DocumentLibraryForm</Display>
+  <Edit>DocumentLibraryForm</Edit>
+  <New>DocumentLibraryForm</New>
+</FormTemplates>
 </file>
 
-<file path=customXml/itemProps4.xml><?xml version="1.0" encoding="utf-8"?>
+<file path=customXml/itemProps1.xml><?xml version="1.0" encoding="utf-8"?>
 <ds:datastoreItem xmlns:ds="http://schemas.openxmlformats.org/officeDocument/2006/customXml" ds:itemID="{ED020183-80BC-422A-8332-A1FE6082B866}">
   <ds:schemaRefs>
     <ds:schemaRef ds:uri="http://schemas.microsoft.com/office/2006/metadata/contentType"/>
@@ -6878,4 +6602,30 @@
     <ds:schemaRef ds:uri="http://schemas.microsoft.com/internal/obd"/>
   </ds:schemaRefs>
 </ds:datastoreItem>
+</file>
+
+<file path=customXml/itemProps2.xml><?xml version="1.0" encoding="utf-8"?>
+<ds:datastoreItem xmlns:ds="http://schemas.openxmlformats.org/officeDocument/2006/customXml" ds:itemID="{C66BB159-59E7-4D5A-9C3C-2A671E2F3C3C}">
+  <ds:schemaRefs>
+    <ds:schemaRef ds:uri="http://schemas.microsoft.com/office/2006/metadata/properties"/>
+    <ds:schemaRef ds:uri="http://schemas.microsoft.com/office/infopath/2007/PartnerControls"/>
+  </ds:schemaRefs>
+</ds:datastoreItem>
+</file>
+
+<file path=customXml/itemProps3.xml><?xml version="1.0" encoding="utf-8"?>
+<ds:datastoreItem xmlns:ds="http://schemas.openxmlformats.org/officeDocument/2006/customXml" ds:itemID="{11111111-1234-1234-1234-123412341234}">
+  <ds:schemaRefs>
+    <ds:schemaRef ds:uri="http://customooxmlschemas.google.com/"/>
+    <ds:schemaRef ds:uri="http://schemas.openxmlformats.org/officeDocument/2006/relationships"/>
+  </ds:schemaRefs>
+</ds:datastoreItem>
+</file>
+
+<file path=customXml/itemProps4.xml><?xml version="1.0" encoding="utf-8"?>
+<ds:datastoreItem xmlns:ds="http://schemas.openxmlformats.org/officeDocument/2006/customXml" ds:itemID="{FF7CF729-3C09-4180-8579-AEEAF8465613}">
+  <ds:schemaRefs>
+    <ds:schemaRef ds:uri="http://schemas.microsoft.com/sharepoint/v3/contenttype/forms"/>
+  </ds:schemaRefs>
+</ds:datastoreItem>
 </file>